--- a/paper/RL-Cleanse_IEEE_paper.docx
+++ b/paper/RL-Cleanse_IEEE_paper.docx
@@ -29,25 +29,24 @@
         </w:tblBorders>
       </w:tblPr>
       <w:tblGrid>
-        <w:gridCol w:w="3120"/>
-        <w:gridCol w:w="3120"/>
-        <w:gridCol w:w="3120"/>
+        <w:gridCol w:w="4680"/>
+        <w:gridCol w:w="4680"/>
       </w:tblGrid>
       <w:tr>
         <w:tc>
           <w:tcPr>
-            <w:tcW w:type="dxa" w:w="3120"/>
-            <w:tcBorders>
-              <w:top w:val="none" w:color="FFFFFF" w:sz="0"/>
-              <w:left w:val="none" w:color="FFFFFF" w:sz="0"/>
-              <w:bottom w:val="none" w:color="FFFFFF" w:sz="0"/>
-              <w:right w:val="none" w:color="FFFFFF" w:sz="0"/>
-            </w:tcBorders>
-            <w:tcMar>
-              <w:top w:type="dxa" w:w="40"/>
-              <w:left w:type="dxa" w:w="60"/>
-              <w:bottom w:type="dxa" w:w="40"/>
-              <w:right w:type="dxa" w:w="60"/>
+            <w:tcW w:type="dxa" w:w="4680"/>
+            <w:tcBorders>
+              <w:top w:val="none" w:color="FFFFFF" w:sz="0"/>
+              <w:left w:val="none" w:color="FFFFFF" w:sz="0"/>
+              <w:bottom w:val="none" w:color="FFFFFF" w:sz="0"/>
+              <w:right w:val="none" w:color="FFFFFF" w:sz="0"/>
+            </w:tcBorders>
+            <w:tcMar>
+              <w:top w:type="dxa" w:w="60"/>
+              <w:left w:type="dxa" w:w="80"/>
+              <w:bottom w:type="dxa" w:w="100"/>
+              <w:right w:type="dxa" w:w="80"/>
             </w:tcMar>
           </w:tcPr>
           <w:p>
@@ -61,7 +60,24 @@
                 <w:sz w:val="22"/>
                 <w:szCs w:val="22"/>
               </w:rPr>
-              <w:t xml:space="preserve">Anubhav Kiroula</w:t>
+              <w:t xml:space="preserve">1</w:t>
+            </w:r>
+            <w:r>
+              <w:rPr>
+                <w:rFonts w:ascii="Times New Roman" w:cs="Times New Roman" w:eastAsia="Times New Roman" w:hAnsi="Times New Roman"/>
+                <w:sz w:val="22"/>
+                <w:szCs w:val="22"/>
+                <w:vertAlign w:val="superscript"/>
+              </w:rPr>
+              <w:t xml:space="preserve">st</w:t>
+            </w:r>
+            <w:r>
+              <w:rPr>
+                <w:rFonts w:ascii="Times New Roman" w:cs="Times New Roman" w:eastAsia="Times New Roman" w:hAnsi="Times New Roman"/>
+                <w:sz w:val="22"/>
+                <w:szCs w:val="22"/>
+              </w:rPr>
+              <w:t xml:space="preserve"> Anubhav Kiroula</w:t>
             </w:r>
           </w:p>
           <w:p>
@@ -77,7 +93,7 @@
                 <w:sz w:val="18"/>
                 <w:szCs w:val="18"/>
               </w:rPr>
-              <w:t xml:space="preserve">Dept. of Computer Science and Engineering</w:t>
+              <w:t xml:space="preserve">dept. of Computer Science and Engineering</w:t>
             </w:r>
           </w:p>
           <w:p>
@@ -120,8 +136,6 @@
             <w:r>
               <w:rPr>
                 <w:rFonts w:ascii="Times New Roman" w:cs="Times New Roman" w:eastAsia="Times New Roman" w:hAnsi="Times New Roman"/>
-                <w:i w:val="false"/>
-                <w:iCs w:val="false"/>
                 <w:sz w:val="18"/>
                 <w:szCs w:val="18"/>
               </w:rPr>
@@ -136,8 +150,6 @@
             <w:r>
               <w:rPr>
                 <w:rFonts w:ascii="Times New Roman" w:cs="Times New Roman" w:eastAsia="Times New Roman" w:hAnsi="Times New Roman"/>
-                <w:i w:val="false"/>
-                <w:iCs w:val="false"/>
                 <w:sz w:val="18"/>
                 <w:szCs w:val="18"/>
               </w:rPr>
@@ -147,18 +159,18 @@
         </w:tc>
         <w:tc>
           <w:tcPr>
-            <w:tcW w:type="dxa" w:w="3120"/>
-            <w:tcBorders>
-              <w:top w:val="none" w:color="FFFFFF" w:sz="0"/>
-              <w:left w:val="none" w:color="FFFFFF" w:sz="0"/>
-              <w:bottom w:val="none" w:color="FFFFFF" w:sz="0"/>
-              <w:right w:val="none" w:color="FFFFFF" w:sz="0"/>
-            </w:tcBorders>
-            <w:tcMar>
-              <w:top w:type="dxa" w:w="40"/>
-              <w:left w:type="dxa" w:w="60"/>
-              <w:bottom w:type="dxa" w:w="40"/>
-              <w:right w:type="dxa" w:w="60"/>
+            <w:tcW w:type="dxa" w:w="4680"/>
+            <w:tcBorders>
+              <w:top w:val="none" w:color="FFFFFF" w:sz="0"/>
+              <w:left w:val="none" w:color="FFFFFF" w:sz="0"/>
+              <w:bottom w:val="none" w:color="FFFFFF" w:sz="0"/>
+              <w:right w:val="none" w:color="FFFFFF" w:sz="0"/>
+            </w:tcBorders>
+            <w:tcMar>
+              <w:top w:type="dxa" w:w="60"/>
+              <w:left w:type="dxa" w:w="80"/>
+              <w:bottom w:type="dxa" w:w="100"/>
+              <w:right w:type="dxa" w:w="80"/>
             </w:tcMar>
           </w:tcPr>
           <w:p>
@@ -172,7 +184,24 @@
                 <w:sz w:val="22"/>
                 <w:szCs w:val="22"/>
               </w:rPr>
-              <w:t xml:space="preserve">Chandradeep Bhatt</w:t>
+              <w:t xml:space="preserve">2</w:t>
+            </w:r>
+            <w:r>
+              <w:rPr>
+                <w:rFonts w:ascii="Times New Roman" w:cs="Times New Roman" w:eastAsia="Times New Roman" w:hAnsi="Times New Roman"/>
+                <w:sz w:val="22"/>
+                <w:szCs w:val="22"/>
+                <w:vertAlign w:val="superscript"/>
+              </w:rPr>
+              <w:t xml:space="preserve">nd</w:t>
+            </w:r>
+            <w:r>
+              <w:rPr>
+                <w:rFonts w:ascii="Times New Roman" w:cs="Times New Roman" w:eastAsia="Times New Roman" w:hAnsi="Times New Roman"/>
+                <w:sz w:val="22"/>
+                <w:szCs w:val="22"/>
+              </w:rPr>
+              <w:t xml:space="preserve"> Archit Mittal</w:t>
             </w:r>
           </w:p>
           <w:p>
@@ -188,7 +217,7 @@
                 <w:sz w:val="18"/>
                 <w:szCs w:val="18"/>
               </w:rPr>
-              <w:t xml:space="preserve">Dept. of Computer Science and Engineering</w:t>
+              <w:t xml:space="preserve">dept. of Computer Science and Engineering</w:t>
             </w:r>
           </w:p>
           <w:p>
@@ -231,12 +260,10 @@
             <w:r>
               <w:rPr>
                 <w:rFonts w:ascii="Times New Roman" w:cs="Times New Roman" w:eastAsia="Times New Roman" w:hAnsi="Times New Roman"/>
-                <w:i w:val="false"/>
-                <w:iCs w:val="false"/>
                 <w:sz w:val="18"/>
                 <w:szCs w:val="18"/>
               </w:rPr>
-              <w:t xml:space="preserve">bhattchandradeep@gmail.com</w:t>
+              <w:t xml:space="preserve">work.architmittal@gmail.com</w:t>
             </w:r>
           </w:p>
           <w:p>
@@ -247,29 +274,29 @@
             <w:r>
               <w:rPr>
                 <w:rFonts w:ascii="Times New Roman" w:cs="Times New Roman" w:eastAsia="Times New Roman" w:hAnsi="Times New Roman"/>
-                <w:i w:val="false"/>
-                <w:iCs w:val="false"/>
                 <w:sz w:val="18"/>
                 <w:szCs w:val="18"/>
               </w:rPr>
-              <w:t xml:space="preserve">ORCID: 0000-0002-7128-5862</w:t>
-            </w:r>
-          </w:p>
-        </w:tc>
-        <w:tc>
-          <w:tcPr>
-            <w:tcW w:type="dxa" w:w="3120"/>
-            <w:tcBorders>
-              <w:top w:val="none" w:color="FFFFFF" w:sz="0"/>
-              <w:left w:val="none" w:color="FFFFFF" w:sz="0"/>
-              <w:bottom w:val="none" w:color="FFFFFF" w:sz="0"/>
-              <w:right w:val="none" w:color="FFFFFF" w:sz="0"/>
-            </w:tcBorders>
-            <w:tcMar>
-              <w:top w:type="dxa" w:w="40"/>
-              <w:left w:type="dxa" w:w="60"/>
-              <w:bottom w:type="dxa" w:w="40"/>
-              <w:right w:type="dxa" w:w="60"/>
+              <w:t xml:space="preserve">ORCID: 0009-0005-1806-1033</w:t>
+            </w:r>
+          </w:p>
+        </w:tc>
+      </w:tr>
+      <w:tr>
+        <w:tc>
+          <w:tcPr>
+            <w:tcW w:type="dxa" w:w="4680"/>
+            <w:tcBorders>
+              <w:top w:val="none" w:color="FFFFFF" w:sz="0"/>
+              <w:left w:val="none" w:color="FFFFFF" w:sz="0"/>
+              <w:bottom w:val="none" w:color="FFFFFF" w:sz="0"/>
+              <w:right w:val="none" w:color="FFFFFF" w:sz="0"/>
+            </w:tcBorders>
+            <w:tcMar>
+              <w:top w:type="dxa" w:w="60"/>
+              <w:left w:type="dxa" w:w="80"/>
+              <w:bottom w:type="dxa" w:w="100"/>
+              <w:right w:type="dxa" w:w="80"/>
             </w:tcMar>
           </w:tcPr>
           <w:p>
@@ -283,7 +310,24 @@
                 <w:sz w:val="22"/>
                 <w:szCs w:val="22"/>
               </w:rPr>
-              <w:t xml:space="preserve">Anupam Singh</w:t>
+              <w:t xml:space="preserve">3</w:t>
+            </w:r>
+            <w:r>
+              <w:rPr>
+                <w:rFonts w:ascii="Times New Roman" w:cs="Times New Roman" w:eastAsia="Times New Roman" w:hAnsi="Times New Roman"/>
+                <w:sz w:val="22"/>
+                <w:szCs w:val="22"/>
+                <w:vertAlign w:val="superscript"/>
+              </w:rPr>
+              <w:t xml:space="preserve">rd</w:t>
+            </w:r>
+            <w:r>
+              <w:rPr>
+                <w:rFonts w:ascii="Times New Roman" w:cs="Times New Roman" w:eastAsia="Times New Roman" w:hAnsi="Times New Roman"/>
+                <w:sz w:val="22"/>
+                <w:szCs w:val="22"/>
+              </w:rPr>
+              <w:t xml:space="preserve"> Chandradeep Bhatt</w:t>
             </w:r>
           </w:p>
           <w:p>
@@ -299,7 +343,7 @@
                 <w:sz w:val="18"/>
                 <w:szCs w:val="18"/>
               </w:rPr>
-              <w:t xml:space="preserve">Dept. of Computer Science and Engineering</w:t>
+              <w:t xml:space="preserve">dept. of Computer Science and Engineering</w:t>
             </w:r>
           </w:p>
           <w:p>
@@ -342,11 +386,133 @@
             <w:r>
               <w:rPr>
                 <w:rFonts w:ascii="Times New Roman" w:cs="Times New Roman" w:eastAsia="Times New Roman" w:hAnsi="Times New Roman"/>
-                <w:i w:val="false"/>
-                <w:iCs w:val="false"/>
                 <w:sz w:val="18"/>
                 <w:szCs w:val="18"/>
               </w:rPr>
+              <w:t xml:space="preserve">bhattchandradeep@gmail.com</w:t>
+            </w:r>
+          </w:p>
+          <w:p>
+            <w:pPr>
+              <w:spacing w:after="0"/>
+              <w:jc w:val="center"/>
+            </w:pPr>
+            <w:r>
+              <w:rPr>
+                <w:rFonts w:ascii="Times New Roman" w:cs="Times New Roman" w:eastAsia="Times New Roman" w:hAnsi="Times New Roman"/>
+                <w:sz w:val="18"/>
+                <w:szCs w:val="18"/>
+              </w:rPr>
+              <w:t xml:space="preserve">ORCID: 0000-0002-7128-5862</w:t>
+            </w:r>
+          </w:p>
+        </w:tc>
+        <w:tc>
+          <w:tcPr>
+            <w:tcW w:type="dxa" w:w="4680"/>
+            <w:tcBorders>
+              <w:top w:val="none" w:color="FFFFFF" w:sz="0"/>
+              <w:left w:val="none" w:color="FFFFFF" w:sz="0"/>
+              <w:bottom w:val="none" w:color="FFFFFF" w:sz="0"/>
+              <w:right w:val="none" w:color="FFFFFF" w:sz="0"/>
+            </w:tcBorders>
+            <w:tcMar>
+              <w:top w:type="dxa" w:w="60"/>
+              <w:left w:type="dxa" w:w="80"/>
+              <w:bottom w:type="dxa" w:w="100"/>
+              <w:right w:type="dxa" w:w="80"/>
+            </w:tcMar>
+          </w:tcPr>
+          <w:p>
+            <w:pPr>
+              <w:spacing w:after="0"/>
+              <w:jc w:val="center"/>
+            </w:pPr>
+            <w:r>
+              <w:rPr>
+                <w:rFonts w:ascii="Times New Roman" w:cs="Times New Roman" w:eastAsia="Times New Roman" w:hAnsi="Times New Roman"/>
+                <w:sz w:val="22"/>
+                <w:szCs w:val="22"/>
+              </w:rPr>
+              <w:t xml:space="preserve">4</w:t>
+            </w:r>
+            <w:r>
+              <w:rPr>
+                <w:rFonts w:ascii="Times New Roman" w:cs="Times New Roman" w:eastAsia="Times New Roman" w:hAnsi="Times New Roman"/>
+                <w:sz w:val="22"/>
+                <w:szCs w:val="22"/>
+                <w:vertAlign w:val="superscript"/>
+              </w:rPr>
+              <w:t xml:space="preserve">th</w:t>
+            </w:r>
+            <w:r>
+              <w:rPr>
+                <w:rFonts w:ascii="Times New Roman" w:cs="Times New Roman" w:eastAsia="Times New Roman" w:hAnsi="Times New Roman"/>
+                <w:sz w:val="22"/>
+                <w:szCs w:val="22"/>
+              </w:rPr>
+              <w:t xml:space="preserve"> Anupam Singh</w:t>
+            </w:r>
+          </w:p>
+          <w:p>
+            <w:pPr>
+              <w:spacing w:after="0"/>
+              <w:jc w:val="center"/>
+            </w:pPr>
+            <w:r>
+              <w:rPr>
+                <w:rFonts w:ascii="Times New Roman" w:cs="Times New Roman" w:eastAsia="Times New Roman" w:hAnsi="Times New Roman"/>
+                <w:i/>
+                <w:iCs/>
+                <w:sz w:val="18"/>
+                <w:szCs w:val="18"/>
+              </w:rPr>
+              <w:t xml:space="preserve">dept. of Computer Science and Engineering</w:t>
+            </w:r>
+          </w:p>
+          <w:p>
+            <w:pPr>
+              <w:spacing w:after="0"/>
+              <w:jc w:val="center"/>
+            </w:pPr>
+            <w:r>
+              <w:rPr>
+                <w:rFonts w:ascii="Times New Roman" w:cs="Times New Roman" w:eastAsia="Times New Roman" w:hAnsi="Times New Roman"/>
+                <w:i/>
+                <w:iCs/>
+                <w:sz w:val="18"/>
+                <w:szCs w:val="18"/>
+              </w:rPr>
+              <w:t xml:space="preserve">Graphic Era Hill University</w:t>
+            </w:r>
+          </w:p>
+          <w:p>
+            <w:pPr>
+              <w:spacing w:after="0"/>
+              <w:jc w:val="center"/>
+            </w:pPr>
+            <w:r>
+              <w:rPr>
+                <w:rFonts w:ascii="Times New Roman" w:cs="Times New Roman" w:eastAsia="Times New Roman" w:hAnsi="Times New Roman"/>
+                <w:i/>
+                <w:iCs/>
+                <w:sz w:val="18"/>
+                <w:szCs w:val="18"/>
+              </w:rPr>
+              <w:t xml:space="preserve">Dehradun, India</w:t>
+            </w:r>
+          </w:p>
+          <w:p>
+            <w:pPr>
+              <w:spacing w:after="0"/>
+              <w:jc w:val="center"/>
+            </w:pPr>
+            <w:r>
+              <w:rPr>
+                <w:rFonts w:ascii="Times New Roman" w:cs="Times New Roman" w:eastAsia="Times New Roman" w:hAnsi="Times New Roman"/>
+                <w:sz w:val="18"/>
+                <w:szCs w:val="18"/>
+              </w:rPr>
               <w:t xml:space="preserve">anupamsingh@gehu.ac.in</w:t>
             </w:r>
           </w:p>
@@ -358,8 +524,6 @@
             <w:r>
               <w:rPr>
                 <w:rFonts w:ascii="Times New Roman" w:cs="Times New Roman" w:eastAsia="Times New Roman" w:hAnsi="Times New Roman"/>
-                <w:i w:val="false"/>
-                <w:iCs w:val="false"/>
                 <w:sz w:val="18"/>
                 <w:szCs w:val="18"/>
               </w:rPr>
@@ -405,7 +569,7 @@
           <w:sz w:val="18"/>
           <w:szCs w:val="18"/>
         </w:rPr>
-        <w:t xml:space="preserve">Sensor streams at the IoT edge arrive one reading at a time, and a device that must emit a corrected value immediately cannot buffer the future. This paper asks whether a learned correction policy outperforms static rule-based filtering under that strictly causal constraint, and measures what the constraint itself costs. We formulate single-channel stream correction as a Markov decision process over a nineteen-dimensional scale-relative observation assembled from the current packet and five retained values, with six discrete corrective actions, and train a Double Deep Q-Network on 9,357 hourly readings from the UCI Air Quality multisensor record. Five fault families are injected into a held-out chronological test split under a published corruption model, and every method is scored on identical windows through a single metric implementation. We report three findings. First, the online constraint is an information barrier and not an inconvenience: a training-split grid search over the rule filter’s rejection threshold is monotone in the threshold, so the calibrated filter degenerates to pass-through and is bit-identical to inaction on all 150 test windows. Second, the learned policy reduces mean absolute error to 0.2002 against 0.2170 for the calibrated filter and 0.4811 for a conventional Hampel cut-off, and a paired Wilcoxon signed-rank test confirms the advantage over the conventional filter on every fault family (pooled p = 1.6×10⁻¹⁷). Third, and against the headline, the gain is carried by a minority of windows: pooled across families the mean paired difference is −0.0167 with a bootstrap 95% confidence interval of [−0.0277, −0.0062], yet the median difference is +0.0008 and the signed-rank test is not significant (p = 0.49). The policy improves spike and mixed-fault windows significantly, is indistinguishable from inaction on drift, and significantly damages the two families whose uncorrected error is already near zero. Action-trace analysis shows the mechanism is learned selective abstention: the policy does nothing on 85–97% of samples and applies bounded partial corrections on the remainder, rather than attempting the accept-or-reject classification that the causal constraint makes ill-posed. We report the negative results alongside the positive ones and identify the missing action cost in the reward as the specific cause of the over-correction.</w:t>
+        <w:t xml:space="preserve">Sensor streams at the IoT edge arrive one reading at a time. A device that must emit a corrected value immediately cannot buffer the future, and this paper measures what that costs. We formulate single-channel stream correction as a Markov decision process over a nineteen-dimensional scale-relative observation with six discrete corrective actions, then train a Double Deep Q-Network on 9,357 hourly readings from the UCI Air Quality record. Faults from five families are injected into a held-out chronological test split, and every method is scored on identical windows through one metric implementation. The online constraint proves to be an information barrier, not an inconvenience. A grid search over the rule filter’s rejection threshold is monotone across the grid, so the calibrated filter degenerates to pass-through; on test it is bit-identical to inaction on all 150 windows. The learned policy does better, cutting mean absolute error to 0.2002 against 0.2170 and 0.4811 for two rule configurations, and a paired Wilcoxon signed-rank test confirms its advantage over the conventional filter on every fault family (pooled p = 1.6×10⁻¹⁷). Against inaction the picture is more complicated, and we report it in full. Pooled, the mean paired difference is −0.0167 with a bootstrap 95% confidence interval of [−0.0277, −0.0062]. The median is +0.0008 and the signed-rank test returns p = 0.49. Both numbers are correct: the policy helps on average while the typical window is unchanged. It improves spike and mixed windows, cannot be separated from inaction on drift, and significantly damages the two families whose uncorrected error was already near zero. Action traces explain why. The policy abstains on 85–97% of samples and corrects partially on the rest, sidestepping the accept-or-reject classification that the causal constraint makes ill-posed. We trace the over-correction to a missing action cost in the reward.</w:t>
       </w:r>
     </w:p>
     <w:p>
@@ -461,7 +625,7 @@
           <w:sz w:val="20"/>
           <w:szCs w:val="20"/>
         </w:rPr>
-        <w:t xml:space="preserve">Deployed IoT sensing nodes produce telemetry that is corrupted before it is ever analysed. Electrical transients, chemical and thermal degradation of the sensing element, lost wireless packets and network retransmission glitches all leave characteristic signatures in the record, and downstream analytics inherit every one of them. Cleaning that record is therefore a precondition for the inference built on top of it, not an afterthought.</w:t>
+        <w:t xml:space="preserve">Deployed IoT sensing nodes produce telemetry that is corrupted before anyone analyses it. Electrical transients, chemical and thermal degradation of the sensing element, lost wireless packets, network retransmission glitches: each leaves its own signature in the record. Downstream analytics inherit all of them. Cleaning is a precondition for the inference built on top of it, not an afterthought.</w:t>
       </w:r>
     </w:p>
     <w:p>
@@ -476,7 +640,7 @@
           <w:sz w:val="20"/>
           <w:szCs w:val="20"/>
         </w:rPr>
-        <w:t xml:space="preserve">Most published cleaning pipelines, however, operate in a setting that edge deployment does not provide. They assume the batch is available: the full series can be read, statistics computed over it, and each suspect sample judged against both its past and its future. A gateway that must forward a corrected reading the moment it arrives has no such luxury. At time t it holds the current packet, whatever it has chosen to retain, and nothing else.</w:t>
+        <w:t xml:space="preserve">Most published cleaning pipelines assume a setting that edge deployment does not provide. They want the batch: the full series read into memory, statistics computed across it, each suspect sample judged against its past and its future alike. A gateway forwarding a corrected reading the moment it arrives has none of that. At time t it holds the current packet and whatever it chose to retain. Nothing more.</w:t>
       </w:r>
     </w:p>
     <w:p>
@@ -491,7 +655,7 @@
           <w:sz w:val="20"/>
           <w:szCs w:val="20"/>
         </w:rPr>
-        <w:t xml:space="preserve">That constraint is not merely a reduction in available context. It changes what is identifiable. Consider a single-sample spike and the first sample of a genuine step change in the underlying process. At the instant each arrives, they are the same observation: a large innovation relative to the recent baseline. They separate only at t+1, when one reverts to the prior level and the other does not. A causal filter must commit before that evidence exists. This is a property of the information available, not a deficiency of any particular filter design, and it bounds what every online method can achieve.</w:t>
+        <w:t xml:space="preserve">This is not simply less context. It changes what is identifiable at all. Take a single-sample spike and the first sample of a genuine step change in the process. At the instant each arrives they are the same observation, a large innovation against the recent baseline. Only at t+1 do they separate, when one reverts and the other persists. A causal filter has to commit before that evidence exists. No filter design escapes this, because the limit sits in the information and not in the method, and it caps what every online approach can do.</w:t>
       </w:r>
     </w:p>
     <w:p>
@@ -600,7 +764,7 @@
           <w:sz w:val="20"/>
           <w:szCs w:val="20"/>
         </w:rPr>
-        <w:t xml:space="preserve">3) We supply paired significance testing rather than a comparison of means, and report where it contradicts the headline. The advantage over a conventional Hampel filter is significant on every family; the advantage over inaction is significant on two families, absent on one, and significantly reversed on two.</w:t>
+        <w:t xml:space="preserve">3) We supply paired significance testing in place of a comparison of means, and report where it contradicts the headline. The advantage over a conventional Hampel filter is significant on every family; the advantage over inaction is significant on two families, absent on one, and significantly reversed on two.</w:t>
       </w:r>
     </w:p>
     <w:p>
@@ -691,7 +855,7 @@
           <w:sz w:val="20"/>
           <w:szCs w:val="20"/>
         </w:rPr>
-        <w:t xml:space="preserve">The classical response to impulsive corruption is a robust filter. The Hampel filter replaces a sample with the local median only when that sample is an outlier by a scaled median-absolute-deviation test, and Pearson et al. characterise the generalized class, including recursive and cascaded variants [5]. Chandola et al. provide the standard taxonomy of anomaly detection [6], and Cook et al. survey the problem specifically for IoT time series [7]. The Kalman filter [8] remains the reference recursive estimator where process and measurement noise are Gaussian and their covariances are known. Our fault families violate those premises in three distinct ways, which we discuss in Section VII. Concept-drift adaptation [9] addresses non-stationarity but targets the model rather than the individual reading.</w:t>
+        <w:t xml:space="preserve">The classical response to impulsive corruption is a robust filter. The Hampel filter replaces a sample with the local median only when that sample is an outlier by a scaled median-absolute-deviation test, and Pearson et al. characterise the generalized class, including recursive and cascaded variants [5]. Chandola et al. provide the standard taxonomy of anomaly detection [6], and Cook et al. survey the problem specifically for IoT time series [7]. The Kalman filter [8] remains the reference recursive estimator where process and measurement noise are Gaussian and their covariances are known. Our fault families violate those premises in three distinct ways, which we discuss in Section VII. Concept-drift adaptation [9] addresses non-stationarity, but its target is the model, not the individual reading.</w:t>
       </w:r>
     </w:p>
     <w:p>
@@ -1231,7 +1395,7 @@
           <w:sz w:val="20"/>
           <w:szCs w:val="20"/>
         </w:rPr>
-        <w:t xml:space="preserve">The published CSV encodes hardware faults with the sentinel −200. On CO(GT) this accounts for 1,683 readings, 18.0% of the record. We resolve them by linear interpolation to obtain a continuous reference, and then flag every interpolated position and exclude it from every metric. Scoring a denoiser at a timestep whose reference came from an interpolator measures agreement with the interpolator, not with the sensor. Evaluation windows are additionally drawn to be at least 75% real measurement — a criterion applied identically to all methods and conditioned on no method’s output.</w:t>
+        <w:t xml:space="preserve">The published CSV encodes hardware faults with the sentinel −200. On CO(GT) that is 1,683 readings, 18.0% of the record. We resolve them by linear interpolation to obtain a continuous reference, then flag every interpolated position and exclude it from every metric. The reason is simple. Scoring a denoiser at a timestep whose reference came from an interpolator measures agreement with the interpolator, not with the sensor. Windows are additionally drawn to be at least 75% real measurement, a criterion applied identically to all methods and conditioned on no method’s output.</w:t>
       </w:r>
     </w:p>
     <w:p>
@@ -1848,7 +2012,7 @@
           <w:sz w:val="20"/>
           <w:szCs w:val="20"/>
         </w:rPr>
-        <w:t xml:space="preserve">Two invariants are enforced in code rather than by convention. No future access: the observation is constructed from the current sample and already-emitted values, and there is no code path to sample t+1. No oracle leakage: the generator’s ground-truth, fault-type, reference-imputation and corruption-flag annotations are stripped before the observation is returned, so the agent receives exactly an identifier, a timestep, a sensor name and a value.</w:t>
+        <w:t xml:space="preserve">Two invariants are enforced in code, not left to convention. No future access: the observation is constructed from the current sample and already-emitted values, and there is no code path to sample t+1. No oracle leakage: the generator’s ground-truth, fault-type, reference-imputation and corruption-flag annotations are stripped before the observation is returned, so the agent receives exactly an identifier, a timestep, a sensor name and a value.</w:t>
       </w:r>
     </w:p>
     <w:p>
@@ -2679,7 +2843,7 @@
           <w:sz w:val="20"/>
           <w:szCs w:val="20"/>
         </w:rPr>
-        <w:t xml:space="preserve">We compare against three references. Do nothing passes the stream through unchanged, carrying the last value forward across a dropout; it is reported as a column rather than as an afterthought, because a cleaning method that cannot beat it is not worth deploying. Rule(cal) is a robust streaming filter operating under the identical causal constraint, with its rejection threshold, buffer length and warm-up period selected by grid search over 11 × 3 × 2 configurations on the training split only — the same tuning budget the agent receives. Rule(txt) is the same filter at the conventional Hampel cut-off z = 4, representing what a practitioner would reach for without calibrating on this channel. Reporting a hand-picked threshold without calibration is how a strawman baseline is built, and reporting only the calibrated one hides what an uncalibrated deployment would do; we therefore report both.</w:t>
+        <w:t xml:space="preserve">We compare against three references. Do nothing passes the stream through unchanged, carrying the last value forward across a dropout; it is reported as a column, not as an afterthought, because a cleaning method that cannot beat it is not worth deploying. Rule(cal) is a robust streaming filter operating under the identical causal constraint, with its rejection threshold, buffer length and warm-up period selected by grid search over 11 × 3 × 2 configurations on the training split only — the same tuning budget the agent receives. Rule(txt) is the same filter at the conventional Hampel cut-off z = 4, representing what a practitioner would reach for without calibrating on this channel. Reporting a hand-picked threshold without calibration is how a strawman baseline is built, and reporting only the calibrated one hides what an uncalibrated deployment would do; we therefore report both.</w:t>
       </w:r>
     </w:p>
     <w:p>
@@ -2710,7 +2874,7 @@
           <w:sz w:val="20"/>
           <w:szCs w:val="20"/>
         </w:rPr>
-        <w:t xml:space="preserve">All methods are scored through one implementation. Mean absolute error is computed over every timestep whose reference is a real measurement, with interpolated-sentinel positions excluded. Every method must emit a value at every timestep; an un-imputed dropout is charged for rather than filtered out of the average. This convention matters: under the alternative, a policy that emits nothing at a dropout scores a perfect zero, which is an artifact and not a result.</w:t>
+        <w:t xml:space="preserve">All methods are scored through one implementation. Mean absolute error is computed over every timestep whose reference is a real measurement, with interpolated-sentinel positions excluded. Every method must emit a value at every timestep; an un-imputed dropout is charged for, not filtered out of the average. This convention matters: under the alternative, a policy that emits nothing at a dropout scores a perfect zero, which is an artifact and not a result.</w:t>
       </w:r>
     </w:p>
     <w:p>
@@ -2754,7 +2918,7 @@
           <w:sz w:val="20"/>
           <w:szCs w:val="20"/>
         </w:rPr>
-        <w:t xml:space="preserve">For significance we use the Wilcoxon signed-rank test [16] on paired per-window differences, two-sided, with zeros dropped and the count reported. A t-test is inappropriate here: the differences are heavily zero-inflated — on the duplicate family 61% of windows are unchanged — and right-skewed by a minority of large transients. Because each comparison is repeated across five fault families we apply the Holm–Bonferroni correction [17]. Alongside each test we report a percentile bootstrap 95% confidence interval on the mean paired difference over 10,000 resamples, because the signed-rank test concerns the median of the differences while the benchmark headline is a mean; as Section VI-C shows, on this data the two disagree, and that disagreement is itself the result.</w:t>
+        <w:t xml:space="preserve">For significance we use the Wilcoxon signed-rank test [16] on paired per-window differences, two-sided, with zeros dropped and the count reported. A t-test will not do here. The differences are heavily zero-inflated, with 61% of duplicate windows unchanged, and right-skewed by a minority of large transients. Normality is not on offer. Because each comparison repeats across five fault families, we apply the Holm–Bonferroni correction [17]. Beside each test we report a percentile bootstrap 95% confidence interval on the mean paired difference, over 10,000 resamples. The signed-rank test concerns the median of the differences; the benchmark headline is a mean. On this data the two disagree, and Section VI-C shows that the disagreement is itself the result.</w:t>
       </w:r>
     </w:p>
     <w:p>
@@ -6579,7 +6743,7 @@
           <w:sz w:val="20"/>
           <w:szCs w:val="20"/>
         </w:rPr>
-        <w:t xml:space="preserve">Three readings follow. First, the central claim of the paper survives decisively: against a conventional Hampel filter the learned policy is significantly better on every family individually and pooled, at p = 1.6×10⁻¹⁷.</w:t>
+        <w:t xml:space="preserve">The central claim of the paper survives decisively. Against a conventional Hampel filter the learned policy wins on every family individually and pooled, at p = 1.6×10⁻¹⁷.</w:t>
       </w:r>
     </w:p>
     <w:p>
@@ -6594,7 +6758,7 @@
           <w:sz w:val="20"/>
           <w:szCs w:val="20"/>
         </w:rPr>
-        <w:t xml:space="preserve">Second, against inaction the picture is mixed and must be stated as such. The spike and mixed families improve significantly. The drift family does not: the mean difference of −0.0142 has a confidence interval that includes zero and a Holm-corrected p of 0.31, so the 5.2% drift improvement visible in Table IV is not distinguishable from noise and we withdraw it as a claim. The dropout and duplicate families are significantly worse, at p ≈ 10⁻⁷ and 10⁻⁶ — this is systematic damage, not variance.</w:t>
+        <w:t xml:space="preserve">Against inaction the picture is mixed, and it has to be stated that way. Spike and mixed improve significantly. Drift does not. Its mean difference of −0.0142 carries a confidence interval spanning zero and a Holm-corrected p of 0.31, so the 5.2% improvement visible in Table IV cannot be separated from noise, and we withdraw it as a claim. Dropout and duplicate come out significantly worse, at p around 10⁻⁷ and 10⁻⁶. That is systematic damage, not variance.</w:t>
       </w:r>
     </w:p>
     <w:p>
@@ -6609,7 +6773,7 @@
           <w:sz w:val="20"/>
           <w:szCs w:val="20"/>
         </w:rPr>
-        <w:t xml:space="preserve">Third, and most informative, the pooled row contains a genuine disagreement between its own statistics. The mean paired difference is −0.0167 with a bootstrap confidence interval of [−0.0277, −0.0062] that excludes zero, so the policy reduces error on average. But the median difference is +0.0008 and the signed-rank test returns p = 0.49, so the typical window is not improved. Both statements are true and they are not in conflict: the aggregate benefit is carried by a minority of windows containing large transients, where the absolute saving is large, against a majority of small losses. The practical consequence is sharp — a single window chosen at random is close to a coin flip and evidences nothing about the method.</w:t>
+        <w:t xml:space="preserve">The pooled row is the most informative of the three, because its own statistics disagree. The mean paired difference is −0.0167, with a bootstrap interval of [−0.0277, −0.0062] that excludes zero, so on average the policy reduces error. The median difference is +0.0008 and the signed-rank test returns p = 0.49, so the typical window is untouched. Both are true. The aggregate benefit comes from a minority of windows holding large transients, where the absolute saving is big, set against a majority of small losses. One practical consequence is worth stating plainly: a single window picked at random is close to a coin flip and evidences nothing.</w:t>
       </w:r>
     </w:p>
     <w:p>
@@ -6715,7 +6879,7 @@
           <w:sz w:val="20"/>
           <w:szCs w:val="20"/>
         </w:rPr>
-        <w:t xml:space="preserve">Counting outcomes over all 750 episodes (30 windows × 5 seeds × 5 families), 34% of windows improve, 31% are unchanged and 35% are damaged. The split varies sharply by family: the policy improves 63% of spike windows and 65% of mixed windows, but damages 70% of dropout windows. Per-seed, pooled across families, only two of the five trained checkpoints reach significance against inaction on their own (p = 0.0023 and 0.0080); the other three do not (p = 0.23, 0.18, 0.13). We report this rather than the five-seed mean alone, because the mean alone would overstate the consistency of the effect.</w:t>
+        <w:t xml:space="preserve">Counting outcomes over all 750 episodes (30 windows × 5 seeds × 5 families), 34% of windows improve, 31% are unchanged and 35% are damaged. The split varies sharply by family: the policy improves 63% of spike windows and 65% of mixed windows, but damages 70% of dropout windows. Per-seed, pooled across families, only two of the five trained checkpoints reach significance against inaction on their own (p = 0.0023 and 0.0080); the other three do not (p = 0.23, 0.18, 0.13). We report this alongside the five-seed mean, which on its own would overstate how consistent the effect is.</w:t>
       </w:r>
     </w:p>
     <w:p>
@@ -8142,7 +8306,7 @@
           <w:sz w:val="20"/>
           <w:szCs w:val="20"/>
         </w:rPr>
-        <w:t xml:space="preserve">The mechanism is learned selective abstention. The policy declines to act on 85–97% of samples and applies a correction to the remainder, and the intervention rate is context-dependent: lowest on the duplicate family at 3.3%, where there is least to win, and highest on the mixed family at 14.6%, which carries the largest absolute error. When it does act it prefers bounded, partial corrections — clamping to the historical envelope on the spike family, where a corrupted value has been pushed outside the range the recent history established, and the halfway-to-baseline correction on dropout and mixed. Outright median replacement, the action closest to what a Hampel filter does, is the least-used action on every family.</w:t>
+        <w:t xml:space="preserve">The mechanism is learned selective abstention. The policy declines to act on 85–97% of samples and corrects the remainder. Its intervention rate tracks context: lowest on duplicate at 3.3%, where there is least to win, highest on mixed at 14.6%, which carries the largest absolute error. When it does act, it favours bounded, partial corrections. On the spike family it clamps to the historical envelope, which is the right shape of response to a value pushed outside the range recent history established; on dropout and mixed it moves the reading halfway to the baseline. Outright median replacement, the action closest to what a Hampel filter does, is the least-used action on every family.</w:t>
       </w:r>
     </w:p>
     <w:p>
@@ -8248,7 +8412,7 @@
           <w:sz w:val="20"/>
           <w:szCs w:val="20"/>
         </w:rPr>
-        <w:t xml:space="preserve">Validation relative MAE averaged 0.9725 ± 0.0104 across the five seeds, spanning 0.9575 to 0.9858 — roughly a 3% improvement on inaction. Held-out test relative MAE averaged approximately 1.01, with per-seed values of 1.0172, 0.9977, 0.9994, 1.0245 and 1.0200. Selecting the best of about 32 validation evaluations per run is itself a selection bias, and this gap is a measurement of its size. The per-family test results are stable across seeds, with a spike-family standard deviation of 0.0037 on an MAE of 0.1608, but the aggregate claim of improvement over inaction does not survive the move to held-out data. We report the gap rather than the validation figure alone.</w:t>
+        <w:t xml:space="preserve">Validation relative MAE averaged 0.9725 ± 0.0104 across the five seeds, spanning 0.9575 to 0.9858 — roughly a 3% improvement on inaction. Held-out test relative MAE averaged approximately 1.01, with per-seed values of 1.0172, 0.9977, 0.9994, 1.0245 and 1.0200. Selecting the best of about 32 validation evaluations per run is itself a selection bias, and this gap is a measurement of its size. The per-family test results are stable across seeds, with a spike-family standard deviation of 0.0037 on an MAE of 0.1608, but the aggregate claim of improvement over inaction does not survive the move to held-out data. We report the gap, not the validation figure alone.</w:t>
       </w:r>
     </w:p>
     <w:p>
@@ -8324,7 +8488,7 @@
           <w:sz w:val="20"/>
           <w:szCs w:val="20"/>
         </w:rPr>
-        <w:t xml:space="preserve">The most significant threat to validity is that the faults are synthetic. The reference channel is treated as clean and corruption is injected under the model specified in Section IV-B, so our results measure performance against that model and not against field conditions. We adopt it because computing error requires a per-sample reference and no field IoT record provides one; the alternative is not a more realistic experiment but no quantitative experiment at all. Two qualifications are nonetheless owed. The injected amplitudes are a parameter we chose, and performance at other amplitudes is unmeasured. And the real channel is not pristine even after the sentinel positions are excluded: 18.0% of CO(GT) is a genuine hardware fault, and we measure the clean channel’s own innovations to have a 99th-percentile robust z-score of 8.8 with a maximum of 44 over 200 training windows.</w:t>
+        <w:t xml:space="preserve">The faults are synthetic, and that is the most significant threat to validity in this paper. The reference channel is treated as clean and corruption is injected under the model of Section IV-B, so the results measure performance against that model rather than against field conditions. We adopt it for a blunt reason: computing error requires a per-sample reference, no field IoT record provides one, and the alternative is not a more realistic experiment but no quantitative experiment at all. Two qualifications are owed even so. The injected amplitudes are a parameter we chose, and behaviour at other amplitudes is unmeasured. The real channel is also not pristine once the sentinel positions are excluded: 18.0% of CO(GT) is a genuine hardware fault, and the clean channel’s own innovations reach a 99th-percentile robust z-score of 8.8, with a maximum of 44 over 200 training windows.</w:t>
       </w:r>
     </w:p>
     <w:p>
@@ -8355,7 +8519,7 @@
           <w:sz w:val="20"/>
           <w:szCs w:val="20"/>
         </w:rPr>
-        <w:t xml:space="preserve">That last measurement has a direct consequence. Injected spikes at 2.5–4.0 standard deviations land inside the channel’s own innovation envelope, whose 99th percentile is 8.8. The faults are, by construction, hard to separate from genuine signal variation, and this caps what any causal method can achieve on this benchmark. We kept the amplitudes as specified rather than raising them to flatter the results, but a reader should not generalise the absolute numbers to a channel with a quieter baseline.</w:t>
+        <w:t xml:space="preserve">That last measurement has a direct consequence. Injected spikes at 2.5–4.0 standard deviations land inside the channel’s own innovation envelope, whose 99th percentile is 8.8. The faults are, by construction, hard to separate from genuine signal variation, and this caps what any causal method can achieve on this benchmark. We kept the amplitudes as specified instead of raising them to flatter the results, but a reader should not generalise the absolute numbers to a channel with a quieter baseline.</w:t>
       </w:r>
     </w:p>
     <w:p>
@@ -8386,7 +8550,7 @@
           <w:sz w:val="20"/>
           <w:szCs w:val="20"/>
         </w:rPr>
-        <w:t xml:space="preserve">The policy significantly damages the dropout and duplicate families. The percentages look dramatic — −50.7% and −34.4% — only because the denominators are near zero; in absolute terms the damage is +0.032 and +0.010 on a signal whose window standard deviation is approximately 1.1. The cause is identifiable rather than mysterious. The reward of Section IV-E contains no cost for acting, so a policy facing a stream that needs nothing has no positive incentive to remain still, and the skip bonus applies only below an absolute error of 0.2 in signal units. On a family whose entire uncorrected error is 0.03, the agent has nothing to gain and the reward does not tell it so. We regard the remedy as the clearest single path to making the aggregate claim hold, and specify it in Section IX.</w:t>
+        <w:t xml:space="preserve">The policy significantly damages the dropout and duplicate families. Those percentages, −50.7% and −34.4%, look dramatic only because the denominators are near zero. In absolute terms the damage is +0.032 and +0.010, on a signal whose window standard deviation is around 1.1. The cause is identifiable rather than mysterious. The reward of Section IV-E carries no cost for acting, so a policy facing a stream that needs nothing has no positive incentive to stay still, and the skip bonus applies only below an absolute error of 0.2 in signal units. On a family whose entire uncorrected error is 0.03, the agent has nothing to gain and the reward never says so. Section IX specifies the remedy, which we regard as the clearest single path to making the aggregate claim hold.</w:t>
       </w:r>
     </w:p>
     <w:p>
@@ -8417,7 +8581,7 @@
           <w:sz w:val="20"/>
           <w:szCs w:val="20"/>
         </w:rPr>
-        <w:t xml:space="preserve">This is a single dataset, a single channel, a single algorithm and five seeds. The state encoder is scale-relative by construction and a unit test asserts the invariance, but cross-channel transfer is untested. We have not compared against a Kalman filter; its premises are violated here in three distinct ways — burst spikes are non-Gaussian, dropouts are not a noise process at all, and drift is a non-stationary mean shift, so fitting the process and measurement covariances on this channel is its own research problem — but we regard its absence as a genuine gap rather than a settled argument. We have likewise not compared against a recurrent policy, so we claim suitability of the chosen architecture for the edge budget, not superiority over alternatives.</w:t>
+        <w:t xml:space="preserve">This is a single dataset, a single channel, a single algorithm and five seeds. The state encoder is scale-relative by construction and a unit test asserts the invariance, but cross-channel transfer is untested. We have not compared against a Kalman filter. Its premises are violated here in three distinct ways: burst spikes are non-Gaussian, dropouts are not a noise process at all, and drift is a non-stationary mean shift, so fitting the process and measurement covariances on this channel becomes its own research problem. That is an explanation, not a defence, and we regard the missing baseline as a genuine gap. We have likewise not compared against a recurrent policy, so we claim the chosen architecture is suitable for the edge budget, not that it is superior.</w:t>
       </w:r>
     </w:p>
     <w:p>
@@ -8992,7 +9156,7 @@
           <w:sz w:val="20"/>
           <w:szCs w:val="20"/>
         </w:rPr>
-        <w:t xml:space="preserve">The feasibility argument is an argument and not a measurement. The policy is an 11,206-parameter network over a 19-dimensional input assembled from one packet and five retained floats; inference is one forward pass with constant memory and no lookahead, and the scale-relative encoder removes any need for a dataset-wide normaliser the device could not compute. Prior work establishes that networks of this size execute on microcontroller-class hardware [14]. What we have measured is 0.25 ms mean inference on a development host CPU, which is a host number; an ESP32-class figure requires flashing the board and timing it there. A further untested gap is that the policy was trained on the UCI air-quality channel rather than on the output of the metal-oxide sensor intended for the node, whose scale and noise characteristics differ. The scale-relative encoding is the reason to expect some transfer; it is not evidence of transfer.</w:t>
+        <w:t xml:space="preserve">The feasibility argument is an argument, not a measurement. The policy is an 11,206-parameter network over a 19-dimensional input built from one packet and five retained floats. Inference is a single forward pass with constant memory and no lookahead, and the scale-relative encoder removes any need for a dataset-wide normaliser the device could not compute. Prior work establishes that networks of this size run on microcontroller-class hardware [14]. What we have actually measured is 0.25 ms mean inference on a development host CPU. That is a host number. An ESP32-class figure requires flashing the board and timing it there. One further gap is untested: the policy was trained on the UCI air-quality channel, not on the output of the metal-oxide sensor intended for the node, whose scale and noise characteristics differ. The scale-relative encoding is a reason to expect some transfer. It is not evidence of transfer.</w:t>
       </w:r>
     </w:p>
     <w:p>
@@ -9081,7 +9245,7 @@
           <w:sz w:val="20"/>
           <w:szCs w:val="20"/>
         </w:rPr>
-        <w:t xml:space="preserve">We asked whether a learned policy beats static rule-based filtering for sensor-stream correction under a strictly causal constraint. Against rule-based filtering the answer is yes, and significantly so: the learned policy reduces mean absolute error to 0.2002 against 0.4811 for a conventional Hampel filter, with a paired advantage on every fault family at p = 1.6×10⁻¹⁷. The more interesting result is why the rule filter cannot win. We traced it to an identifiability limit of causal filtering, verified it with a threshold sweep that is monotone across the grid, and confirmed that the calibrated filter is bit-identical to inaction on every test window.</w:t>
+        <w:t xml:space="preserve">We asked whether a learned policy beats static rule-based filtering for sensor-stream correction under a strictly causal constraint. Against rule-based filtering the answer is yes, and significantly so. The learned policy reduces mean absolute error to 0.2002 against 0.4811 for a conventional Hampel filter, with a paired advantage on every fault family at p = 1.6×10⁻¹⁷. The more interesting result is why the rule filter cannot win. We traced it to an identifiability limit of causal filtering, verified it with a threshold sweep that is monotone across the grid, and confirmed that the calibrated filter is bit-identical to inaction on every test window.</w:t>
       </w:r>
     </w:p>
     <w:p>
@@ -9096,7 +9260,7 @@
           <w:sz w:val="20"/>
           <w:szCs w:val="20"/>
         </w:rPr>
-        <w:t xml:space="preserve">Against inaction the answer is conditional and we have stated the condition precisely. The policy significantly improves the two families carrying large transients, is indistinguishable from inaction on drift, and significantly damages the two families whose uncorrected error is already near zero. Pooled, the mean improvement is real while the median is not, because the benefit is concentrated in a minority of windows. The mechanism behind both the gain and the failure is the same: the policy learned to abstain on 85–97% of samples and to correct partially on the rest, which is the right response to a decision the constraint makes ill-posed, but it has no incentive to abstain more on a stream that needs nothing.</w:t>
+        <w:t xml:space="preserve">Against inaction the answer is conditional, and we have stated the condition. The policy significantly improves the two families carrying large transients, cannot be separated from inaction on drift, and significantly damages the two whose uncorrected error was already near zero. Pooled, the mean improvement is real while the median is not, because the benefit concentrates in a minority of windows. One mechanism produces both the gain and the failure. The policy learned to abstain on 85–97% of samples and to correct partially on the rest. That is the right response to a decision the constraint makes ill-posed. What it lacks is any incentive to abstain further on a stream that needs nothing at all.</w:t>
       </w:r>
     </w:p>
     <w:p>
